--- a/por/docx/027.content.docx
+++ b/por/docx/027.content.docx
@@ -3073,7 +3073,7 @@
         <w:rPr>
           <w:lang w:val="pt_PT" w:bidi="pt_PT"/>
         </w:rPr>
-        <w:t>9–12</w:t>
+        <w:t>9–14</w:t>
       </w:r>
       <w:r>
         <w:rPr>
